--- a/Resume/AI Software Engineering/Melody Nguyen_SoftwareEngineering_In Progress.docx
+++ b/Resume/AI Software Engineering/Melody Nguyen_SoftwareEngineering_In Progress.docx
@@ -1692,9 +1692,187 @@
       <w:r>
         <w:rPr>
           <w:rStyle w:val="CommentReference"/>
+          <w:rFonts w:ascii="Calibri" w:hAnsi="Calibri" w:cs="Calibri"/>
+          <w:b/>
+          <w:sz w:val="20"/>
+          <w:szCs w:val="20"/>
         </w:rPr>
         <w:commentReference w:id="0"/>
       </w:r>
+    </w:p>
+    <w:p>
+      <w:pPr>
+        <w:pStyle w:val="NoSpacing"/>
+        <w:rPr>
+          <w:rFonts w:ascii="Calibri" w:hAnsi="Calibri" w:cs="Calibri"/>
+          <w:sz w:val="20"/>
+          <w:szCs w:val="20"/>
+        </w:rPr>
+      </w:pPr>
+      <w:r>
+        <w:rPr>
+          <w:rFonts w:ascii="Calibri" w:hAnsi="Calibri" w:cs="Calibri"/>
+          <w:b/>
+          <w:bCs/>
+          <w:sz w:val="20"/>
+          <w:szCs w:val="20"/>
+        </w:rPr>
+        <w:t>Skill Sync</w:t>
+      </w:r>
+      <w:r>
+        <w:rPr>
+          <w:rFonts w:ascii="Calibri" w:hAnsi="Calibri" w:cs="Calibri"/>
+          <w:b/>
+          <w:bCs/>
+          <w:sz w:val="20"/>
+          <w:szCs w:val="20"/>
+        </w:rPr>
+        <w:tab/>
+      </w:r>
+      <w:r>
+        <w:rPr>
+          <w:rFonts w:ascii="Calibri" w:hAnsi="Calibri" w:cs="Calibri"/>
+          <w:b/>
+          <w:bCs/>
+          <w:sz w:val="20"/>
+          <w:szCs w:val="20"/>
+        </w:rPr>
+        <w:tab/>
+      </w:r>
+      <w:r>
+        <w:rPr>
+          <w:rFonts w:ascii="Calibri" w:hAnsi="Calibri" w:cs="Calibri"/>
+          <w:b/>
+          <w:bCs/>
+          <w:sz w:val="20"/>
+          <w:szCs w:val="20"/>
+        </w:rPr>
+        <w:tab/>
+      </w:r>
+      <w:r>
+        <w:rPr>
+          <w:rFonts w:ascii="Calibri" w:hAnsi="Calibri" w:cs="Calibri"/>
+          <w:b/>
+          <w:bCs/>
+          <w:sz w:val="20"/>
+          <w:szCs w:val="20"/>
+        </w:rPr>
+        <w:tab/>
+      </w:r>
+      <w:r>
+        <w:rPr>
+          <w:rFonts w:ascii="Calibri" w:hAnsi="Calibri" w:cs="Calibri"/>
+          <w:b/>
+          <w:bCs/>
+          <w:sz w:val="20"/>
+          <w:szCs w:val="20"/>
+        </w:rPr>
+        <w:tab/>
+      </w:r>
+      <w:r>
+        <w:rPr>
+          <w:rFonts w:ascii="Calibri" w:hAnsi="Calibri" w:cs="Calibri"/>
+          <w:b/>
+          <w:bCs/>
+          <w:sz w:val="20"/>
+          <w:szCs w:val="20"/>
+        </w:rPr>
+        <w:tab/>
+      </w:r>
+      <w:r>
+        <w:rPr>
+          <w:rFonts w:ascii="Calibri" w:hAnsi="Calibri" w:cs="Calibri"/>
+          <w:b/>
+          <w:bCs/>
+          <w:sz w:val="20"/>
+          <w:szCs w:val="20"/>
+        </w:rPr>
+        <w:tab/>
+      </w:r>
+      <w:r>
+        <w:rPr>
+          <w:rFonts w:ascii="Calibri" w:hAnsi="Calibri" w:cs="Calibri"/>
+          <w:b/>
+          <w:bCs/>
+          <w:sz w:val="20"/>
+          <w:szCs w:val="20"/>
+        </w:rPr>
+        <w:tab/>
+      </w:r>
+      <w:r>
+        <w:rPr>
+          <w:rFonts w:ascii="Calibri" w:hAnsi="Calibri" w:cs="Calibri"/>
+          <w:b/>
+          <w:bCs/>
+          <w:sz w:val="20"/>
+          <w:szCs w:val="20"/>
+        </w:rPr>
+        <w:tab/>
+      </w:r>
+      <w:r>
+        <w:rPr>
+          <w:rFonts w:ascii="Calibri" w:hAnsi="Calibri" w:cs="Calibri"/>
+          <w:b/>
+          <w:bCs/>
+          <w:sz w:val="20"/>
+          <w:szCs w:val="20"/>
+        </w:rPr>
+        <w:tab/>
+      </w:r>
+      <w:r>
+        <w:rPr>
+          <w:rFonts w:ascii="Calibri" w:hAnsi="Calibri" w:cs="Calibri"/>
+          <w:b/>
+          <w:bCs/>
+          <w:sz w:val="20"/>
+          <w:szCs w:val="20"/>
+        </w:rPr>
+        <w:tab/>
+      </w:r>
+      <w:r>
+        <w:rPr>
+          <w:rFonts w:ascii="Calibri" w:hAnsi="Calibri" w:cs="Calibri"/>
+          <w:b/>
+          <w:bCs/>
+          <w:sz w:val="20"/>
+          <w:szCs w:val="20"/>
+        </w:rPr>
+        <w:tab/>
+      </w:r>
+      <w:r>
+        <w:rPr>
+          <w:rFonts w:ascii="Calibri" w:hAnsi="Calibri" w:cs="Calibri"/>
+          <w:b/>
+          <w:bCs/>
+          <w:sz w:val="20"/>
+          <w:szCs w:val="20"/>
+        </w:rPr>
+        <w:tab/>
+      </w:r>
+      <w:r>
+        <w:rPr>
+          <w:rFonts w:ascii="Calibri" w:hAnsi="Calibri" w:cs="Calibri"/>
+          <w:sz w:val="20"/>
+          <w:szCs w:val="20"/>
+        </w:rPr>
+        <w:t>2026</w:t>
+      </w:r>
+    </w:p>
+    <w:p>
+      <w:pPr>
+        <w:pStyle w:val="NoSpacing"/>
+        <w:numPr>
+          <w:ilvl w:val="0"/>
+          <w:numId w:val="24"/>
+        </w:numPr>
+        <w:rPr>
+          <w:rFonts w:ascii="Calibri" w:hAnsi="Calibri" w:cs="Calibri"/>
+          <w:b/>
+          <w:bCs/>
+          <w:sz w:val="20"/>
+          <w:szCs w:val="20"/>
+        </w:rPr>
+      </w:pPr>
     </w:p>
     <w:p>
       <w:pPr>
@@ -2187,7 +2365,6 @@
           <w:sz w:val="20"/>
           <w:szCs w:val="20"/>
         </w:rPr>
-        <w:lastRenderedPageBreak/>
         <w:t>Released grid-simulation platform for renewable energy modeling</w:t>
       </w:r>
     </w:p>
@@ -4252,6 +4429,119 @@
     </w:lvl>
   </w:abstractNum>
   <w:abstractNum w:abstractNumId="13" w15:restartNumberingAfterBreak="0">
+    <w:nsid w:val="474F5D0F"/>
+    <w:multiLevelType w:val="hybridMultilevel"/>
+    <w:tmpl w:val="88302AC4"/>
+    <w:lvl w:ilvl="0" w:tplc="04090001">
+      <w:start w:val="1"/>
+      <w:numFmt w:val="bullet"/>
+      <w:lvlText w:val=""/>
+      <w:lvlJc w:val="left"/>
+      <w:pPr>
+        <w:ind w:left="720" w:hanging="360"/>
+      </w:pPr>
+      <w:rPr>
+        <w:rFonts w:ascii="Symbol" w:hAnsi="Symbol" w:hint="default"/>
+      </w:rPr>
+    </w:lvl>
+    <w:lvl w:ilvl="1" w:tplc="04090003" w:tentative="1">
+      <w:start w:val="1"/>
+      <w:numFmt w:val="bullet"/>
+      <w:lvlText w:val="o"/>
+      <w:lvlJc w:val="left"/>
+      <w:pPr>
+        <w:ind w:left="1440" w:hanging="360"/>
+      </w:pPr>
+      <w:rPr>
+        <w:rFonts w:ascii="Courier New" w:hAnsi="Courier New" w:cs="Courier New" w:hint="default"/>
+      </w:rPr>
+    </w:lvl>
+    <w:lvl w:ilvl="2" w:tplc="04090005" w:tentative="1">
+      <w:start w:val="1"/>
+      <w:numFmt w:val="bullet"/>
+      <w:lvlText w:val=""/>
+      <w:lvlJc w:val="left"/>
+      <w:pPr>
+        <w:ind w:left="2160" w:hanging="360"/>
+      </w:pPr>
+      <w:rPr>
+        <w:rFonts w:ascii="Wingdings" w:hAnsi="Wingdings" w:hint="default"/>
+      </w:rPr>
+    </w:lvl>
+    <w:lvl w:ilvl="3" w:tplc="04090001" w:tentative="1">
+      <w:start w:val="1"/>
+      <w:numFmt w:val="bullet"/>
+      <w:lvlText w:val=""/>
+      <w:lvlJc w:val="left"/>
+      <w:pPr>
+        <w:ind w:left="2880" w:hanging="360"/>
+      </w:pPr>
+      <w:rPr>
+        <w:rFonts w:ascii="Symbol" w:hAnsi="Symbol" w:hint="default"/>
+      </w:rPr>
+    </w:lvl>
+    <w:lvl w:ilvl="4" w:tplc="04090003" w:tentative="1">
+      <w:start w:val="1"/>
+      <w:numFmt w:val="bullet"/>
+      <w:lvlText w:val="o"/>
+      <w:lvlJc w:val="left"/>
+      <w:pPr>
+        <w:ind w:left="3600" w:hanging="360"/>
+      </w:pPr>
+      <w:rPr>
+        <w:rFonts w:ascii="Courier New" w:hAnsi="Courier New" w:cs="Courier New" w:hint="default"/>
+      </w:rPr>
+    </w:lvl>
+    <w:lvl w:ilvl="5" w:tplc="04090005" w:tentative="1">
+      <w:start w:val="1"/>
+      <w:numFmt w:val="bullet"/>
+      <w:lvlText w:val=""/>
+      <w:lvlJc w:val="left"/>
+      <w:pPr>
+        <w:ind w:left="4320" w:hanging="360"/>
+      </w:pPr>
+      <w:rPr>
+        <w:rFonts w:ascii="Wingdings" w:hAnsi="Wingdings" w:hint="default"/>
+      </w:rPr>
+    </w:lvl>
+    <w:lvl w:ilvl="6" w:tplc="04090001" w:tentative="1">
+      <w:start w:val="1"/>
+      <w:numFmt w:val="bullet"/>
+      <w:lvlText w:val=""/>
+      <w:lvlJc w:val="left"/>
+      <w:pPr>
+        <w:ind w:left="5040" w:hanging="360"/>
+      </w:pPr>
+      <w:rPr>
+        <w:rFonts w:ascii="Symbol" w:hAnsi="Symbol" w:hint="default"/>
+      </w:rPr>
+    </w:lvl>
+    <w:lvl w:ilvl="7" w:tplc="04090003" w:tentative="1">
+      <w:start w:val="1"/>
+      <w:numFmt w:val="bullet"/>
+      <w:lvlText w:val="o"/>
+      <w:lvlJc w:val="left"/>
+      <w:pPr>
+        <w:ind w:left="5760" w:hanging="360"/>
+      </w:pPr>
+      <w:rPr>
+        <w:rFonts w:ascii="Courier New" w:hAnsi="Courier New" w:cs="Courier New" w:hint="default"/>
+      </w:rPr>
+    </w:lvl>
+    <w:lvl w:ilvl="8" w:tplc="04090005" w:tentative="1">
+      <w:start w:val="1"/>
+      <w:numFmt w:val="bullet"/>
+      <w:lvlText w:val=""/>
+      <w:lvlJc w:val="left"/>
+      <w:pPr>
+        <w:ind w:left="6480" w:hanging="360"/>
+      </w:pPr>
+      <w:rPr>
+        <w:rFonts w:ascii="Wingdings" w:hAnsi="Wingdings" w:hint="default"/>
+      </w:rPr>
+    </w:lvl>
+  </w:abstractNum>
+  <w:abstractNum w:abstractNumId="14" w15:restartNumberingAfterBreak="0">
     <w:nsid w:val="48256D83"/>
     <w:multiLevelType w:val="hybridMultilevel"/>
     <w:tmpl w:val="08C00AB4"/>
@@ -4364,7 +4654,7 @@
       </w:rPr>
     </w:lvl>
   </w:abstractNum>
-  <w:abstractNum w:abstractNumId="14" w15:restartNumberingAfterBreak="0">
+  <w:abstractNum w:abstractNumId="15" w15:restartNumberingAfterBreak="0">
     <w:nsid w:val="497E26CC"/>
     <w:multiLevelType w:val="hybridMultilevel"/>
     <w:tmpl w:val="286C45F0"/>
@@ -4477,7 +4767,7 @@
       </w:rPr>
     </w:lvl>
   </w:abstractNum>
-  <w:abstractNum w:abstractNumId="15" w15:restartNumberingAfterBreak="0">
+  <w:abstractNum w:abstractNumId="16" w15:restartNumberingAfterBreak="0">
     <w:nsid w:val="4BD7328D"/>
     <w:multiLevelType w:val="hybridMultilevel"/>
     <w:tmpl w:val="1F2EB042"/>
@@ -4590,7 +4880,7 @@
       </w:rPr>
     </w:lvl>
   </w:abstractNum>
-  <w:abstractNum w:abstractNumId="16" w15:restartNumberingAfterBreak="0">
+  <w:abstractNum w:abstractNumId="17" w15:restartNumberingAfterBreak="0">
     <w:nsid w:val="4F484BFA"/>
     <w:multiLevelType w:val="hybridMultilevel"/>
     <w:tmpl w:val="01A69682"/>
@@ -4703,7 +4993,7 @@
       </w:rPr>
     </w:lvl>
   </w:abstractNum>
-  <w:abstractNum w:abstractNumId="17" w15:restartNumberingAfterBreak="0">
+  <w:abstractNum w:abstractNumId="18" w15:restartNumberingAfterBreak="0">
     <w:nsid w:val="5138088C"/>
     <w:multiLevelType w:val="hybridMultilevel"/>
     <w:tmpl w:val="20CEC106"/>
@@ -4815,7 +5105,7 @@
       </w:rPr>
     </w:lvl>
   </w:abstractNum>
-  <w:abstractNum w:abstractNumId="18" w15:restartNumberingAfterBreak="0">
+  <w:abstractNum w:abstractNumId="19" w15:restartNumberingAfterBreak="0">
     <w:nsid w:val="5BA63C2D"/>
     <w:multiLevelType w:val="hybridMultilevel"/>
     <w:tmpl w:val="7ABCDFC0"/>
@@ -4927,7 +5217,7 @@
       </w:rPr>
     </w:lvl>
   </w:abstractNum>
-  <w:abstractNum w:abstractNumId="19" w15:restartNumberingAfterBreak="0">
+  <w:abstractNum w:abstractNumId="20" w15:restartNumberingAfterBreak="0">
     <w:nsid w:val="65BA6CE7"/>
     <w:multiLevelType w:val="hybridMultilevel"/>
     <w:tmpl w:val="169A771C"/>
@@ -5039,7 +5329,7 @@
       </w:rPr>
     </w:lvl>
   </w:abstractNum>
-  <w:abstractNum w:abstractNumId="20" w15:restartNumberingAfterBreak="0">
+  <w:abstractNum w:abstractNumId="21" w15:restartNumberingAfterBreak="0">
     <w:nsid w:val="678F1F2D"/>
     <w:multiLevelType w:val="hybridMultilevel"/>
     <w:tmpl w:val="F28692C2"/>
@@ -5151,7 +5441,7 @@
       </w:rPr>
     </w:lvl>
   </w:abstractNum>
-  <w:abstractNum w:abstractNumId="21" w15:restartNumberingAfterBreak="0">
+  <w:abstractNum w:abstractNumId="22" w15:restartNumberingAfterBreak="0">
     <w:nsid w:val="71395EC6"/>
     <w:multiLevelType w:val="hybridMultilevel"/>
     <w:tmpl w:val="EEB64CCE"/>
@@ -5264,7 +5554,7 @@
       </w:rPr>
     </w:lvl>
   </w:abstractNum>
-  <w:abstractNum w:abstractNumId="22" w15:restartNumberingAfterBreak="0">
+  <w:abstractNum w:abstractNumId="23" w15:restartNumberingAfterBreak="0">
     <w:nsid w:val="74541D18"/>
     <w:multiLevelType w:val="hybridMultilevel"/>
     <w:tmpl w:val="C57CA496"/>
@@ -5381,31 +5671,31 @@
     <w:abstractNumId w:val="6"/>
   </w:num>
   <w:num w:numId="2" w16cid:durableId="298582761">
-    <w:abstractNumId w:val="14"/>
+    <w:abstractNumId w:val="15"/>
   </w:num>
   <w:num w:numId="3" w16cid:durableId="471407584">
     <w:abstractNumId w:val="4"/>
   </w:num>
   <w:num w:numId="4" w16cid:durableId="1815683449">
-    <w:abstractNumId w:val="17"/>
+    <w:abstractNumId w:val="18"/>
   </w:num>
   <w:num w:numId="5" w16cid:durableId="646515090">
     <w:abstractNumId w:val="12"/>
   </w:num>
   <w:num w:numId="6" w16cid:durableId="16926823">
-    <w:abstractNumId w:val="20"/>
+    <w:abstractNumId w:val="21"/>
   </w:num>
   <w:num w:numId="7" w16cid:durableId="2037460140">
     <w:abstractNumId w:val="0"/>
   </w:num>
   <w:num w:numId="8" w16cid:durableId="82191430">
-    <w:abstractNumId w:val="13"/>
+    <w:abstractNumId w:val="14"/>
   </w:num>
   <w:num w:numId="9" w16cid:durableId="130103359">
-    <w:abstractNumId w:val="19"/>
+    <w:abstractNumId w:val="20"/>
   </w:num>
   <w:num w:numId="10" w16cid:durableId="342974685">
-    <w:abstractNumId w:val="18"/>
+    <w:abstractNumId w:val="19"/>
   </w:num>
   <w:num w:numId="11" w16cid:durableId="809984444">
     <w:abstractNumId w:val="7"/>
@@ -5417,16 +5707,16 @@
     <w:abstractNumId w:val="2"/>
   </w:num>
   <w:num w:numId="14" w16cid:durableId="388264246">
-    <w:abstractNumId w:val="21"/>
+    <w:abstractNumId w:val="22"/>
   </w:num>
   <w:num w:numId="15" w16cid:durableId="752699576">
     <w:abstractNumId w:val="1"/>
   </w:num>
   <w:num w:numId="16" w16cid:durableId="1802725421">
-    <w:abstractNumId w:val="22"/>
+    <w:abstractNumId w:val="23"/>
   </w:num>
   <w:num w:numId="17" w16cid:durableId="2114978765">
-    <w:abstractNumId w:val="16"/>
+    <w:abstractNumId w:val="17"/>
   </w:num>
   <w:num w:numId="18" w16cid:durableId="134496524">
     <w:abstractNumId w:val="5"/>
@@ -5438,13 +5728,16 @@
     <w:abstractNumId w:val="8"/>
   </w:num>
   <w:num w:numId="21" w16cid:durableId="421798859">
-    <w:abstractNumId w:val="15"/>
+    <w:abstractNumId w:val="16"/>
   </w:num>
   <w:num w:numId="22" w16cid:durableId="1809204889">
     <w:abstractNumId w:val="9"/>
   </w:num>
   <w:num w:numId="23" w16cid:durableId="58748652">
     <w:abstractNumId w:val="11"/>
+  </w:num>
+  <w:num w:numId="24" w16cid:durableId="683481564">
+    <w:abstractNumId w:val="13"/>
   </w:num>
 </w:numbering>
 </file>
